--- a/data/tnx_correlation_bottom_line.docx
+++ b/data/tnx_correlation_bottom_line.docx
@@ -4,7 +4,7 @@
   <w:body>
     <w:p>
       <w:r>
-        <w:t>Rates correlations: Over the last 30 trading days, equities have shown a modest positive linkage to rising 10Y yields, with the S&amp;P 500, Nasdaq 100, and Russell 2000 all moving somewhat in the same direction as rates, and financials displaying the clearest positive rate sensitivity among them. Utilities stand out with a consistently strong negative correlation to yields across 15D, 30D, and 90D windows, indicating that rate sensitivity is concentrated in this traditionally rate‑defensive sector on the downside. The contrast between generally mild equity correlations and the pronounced negative linkage in utilities underscores how unevenly rate moves are being transmitted across sectors.</w:t>
+        <w:t>Rates correlations: Over the last 30 trading days, broad equities show only mild positive sensitivity to rising 10-year yields, with the S&amp;P 500 the least tied to rate moves and small caps and financials showing somewhat more linkage. Utilities stand out with a consistently strong negative correlation, implying that rate moves are a concentrated influence on that sector’s day-to-day performance. The 15-day readings show this pattern intensifying recently, while the 90-day window suggests these relationships have been weaker over a longer horizon.</w:t>
       </w:r>
     </w:p>
     <w:sectPr>

--- a/data/tnx_correlation_bottom_line.docx
+++ b/data/tnx_correlation_bottom_line.docx
@@ -4,7 +4,7 @@
   <w:body>
     <w:p>
       <w:r>
-        <w:t>Rates correlations: Over the last 30 trading days, broad equities show only mild positive sensitivity to rising 10-year yields, with the S&amp;P 500 the least tied to rate moves and small caps and financials showing somewhat more linkage. Utilities stand out with a consistently strong negative correlation, implying that rate moves are a concentrated influence on that sector’s day-to-day performance. The 15-day readings show this pattern intensifying recently, while the 90-day window suggests these relationships have been weaker over a longer horizon.</w:t>
+        <w:t>Rates correlations: Over the last 30 trading days, most major equity benchmarks have shown only modest positive sensitivity to rising yields, with the S&amp;P 500 the least affected and the Russell 2000 and Financials a bit more tied to rate moves. Utilities stand out with a consistently strong negative relationship to yields across 15D, 30D, and 90D windows, indicating that rate sensitivity is concentrated in this traditionally interest-rate‑sensitive sector. Recent 15D readings suggest that short-term rate linkage has picked up for equities overall, while the 90D profiles remain relatively muted outside of Utilities.</w:t>
       </w:r>
     </w:p>
     <w:sectPr>

--- a/data/tnx_correlation_bottom_line.docx
+++ b/data/tnx_correlation_bottom_line.docx
@@ -4,7 +4,7 @@
   <w:body>
     <w:p>
       <w:r>
-        <w:t>Rates correlations: Over the last 30 trading days, most major equity benchmarks have shown only modest positive sensitivity to rising yields, with the S&amp;P 500 the least affected and the Russell 2000 and Financials a bit more tied to rate moves. Utilities stand out with a consistently strong negative relationship to yields across 15D, 30D, and 90D windows, indicating that rate sensitivity is concentrated in this traditionally interest-rate‑sensitive sector. Recent 15D readings suggest that short-term rate linkage has picked up for equities overall, while the 90D profiles remain relatively muted outside of Utilities.</w:t>
+        <w:t>Rates correlations: Over the last 30 trading days, broad equities and financials have moved moderately in the same direction as 10-year yields, with the S&amp;P 500 and Nasdaq showing somewhat stronger positive linkage than small caps. Utilities stand out with a relatively strong and consistently negative correlation, indicating that rate sensitivity is concentrated in this traditionally interest‑rate‑exposed sector. The shorter 15-day window shows even tighter co-movement across equities and a sharper inverse response in utilities, while the 90-day readings remain closer to neutral, underscoring how recently this rate sensitivity has intensified.</w:t>
       </w:r>
     </w:p>
     <w:sectPr>

--- a/data/tnx_correlation_bottom_line.docx
+++ b/data/tnx_correlation_bottom_line.docx
@@ -4,7 +4,7 @@
   <w:body>
     <w:p>
       <w:r>
-        <w:t>Rates correlations: Over the last 30 trading days, broad equities and financials have moved moderately in the same direction as 10-year yields, with the S&amp;P 500 and Nasdaq showing somewhat stronger positive linkage than small caps. Utilities stand out with a relatively strong and consistently negative correlation, indicating that rate sensitivity is concentrated in this traditionally interest‑rate‑exposed sector. The shorter 15-day window shows even tighter co-movement across equities and a sharper inverse response in utilities, while the 90-day readings remain closer to neutral, underscoring how recently this rate sensitivity has intensified.</w:t>
+        <w:t>Rates correlations: Over the last 30 trading days, equities and financials have moved moderately in the same direction as 10-year yields, with the S&amp;P 500, Nasdaq 100, Russell 2000, and Financials all showing similar, positive rate sensitivity. Utilities stand out with a strong negative correlation to yields, and that inverse relationship has persisted across 15D and 90D windows, indicating that rate sensitivity is concentrated in this traditionally defensive sector. The near-zero 90D correlations for the major equity indices suggest that this positive linkage to yields is more of a recent pattern than a long-standing one.</w:t>
       </w:r>
     </w:p>
     <w:sectPr>

--- a/data/tnx_correlation_bottom_line.docx
+++ b/data/tnx_correlation_bottom_line.docx
@@ -4,7 +4,7 @@
   <w:body>
     <w:p>
       <w:r>
-        <w:t>Rates correlations: Over the last 30 trading days, equities and financials have moved moderately in the same direction as 10-year yields, with the S&amp;P 500, Nasdaq 100, Russell 2000, and Financials all showing similar, positive rate sensitivity. Utilities stand out with a strong negative correlation to yields, and that inverse relationship has persisted across 15D and 90D windows, indicating that rate sensitivity is concentrated in this traditionally defensive sector. The near-zero 90D correlations for the major equity indices suggest that this positive linkage to yields is more of a recent pattern than a long-standing one.</w:t>
+        <w:t>Rates correlations: Over the last 30 trading days, equities overall have been moving in the same direction as yields, with the S&amp;P 500, Nasdaq 100, and Financials all showing moderate positive rate sensitivity, while small caps are somewhat less tied to rate moves. Utilities remain the clear outlier, with a strong and consistently negative link to yields across 15D, 30D, and 90D windows, underscoring that rate sensitivity is concentrated in this traditionally rate‑exposed sector. The near-zero 90D correlations for the major equity indices highlight how this recent pro‑cyclical tilt toward rising yields is a relatively new development rather than a long‑running pattern.</w:t>
       </w:r>
     </w:p>
     <w:sectPr>

--- a/data/tnx_correlation_bottom_line.docx
+++ b/data/tnx_correlation_bottom_line.docx
@@ -4,7 +4,7 @@
   <w:body>
     <w:p>
       <w:r>
-        <w:t>Rates correlations: Over the last 30 trading days, equities overall have been moving in the same direction as yields, with the S&amp;P 500, Nasdaq 100, and Financials all showing moderate positive rate sensitivity, while small caps are somewhat less tied to rate moves. Utilities remain the clear outlier, with a strong and consistently negative link to yields across 15D, 30D, and 90D windows, underscoring that rate sensitivity is concentrated in this traditionally rate‑exposed sector. The near-zero 90D correlations for the major equity indices highlight how this recent pro‑cyclical tilt toward rising yields is a relatively new development rather than a long‑running pattern.</w:t>
+        <w:t>Rates correlations: Over the last 30 trading days, equities have generally moved with yields, with the S&amp;P 500, Nasdaq 100, and Financials all showing similar positive rate sensitivity, while Small Caps are somewhat less tied to rate moves. Utilities stand out with a distinctly negative correlation, indicating they have been moving in the opposite direction of yields more consistently than other sectors. This pattern suggests that the influence of rate moves is somewhat concentrated in rate‑sensitive defensives on the downside and in large-cap growth and Financials on the upside.</w:t>
       </w:r>
     </w:p>
     <w:sectPr>

--- a/data/tnx_correlation_bottom_line.docx
+++ b/data/tnx_correlation_bottom_line.docx
@@ -4,7 +4,7 @@
   <w:body>
     <w:p>
       <w:r>
-        <w:t>Rates correlations: Over the last 30 trading days, equities have generally moved with yields, with the S&amp;P 500, Nasdaq 100, and Financials all showing similar positive rate sensitivity, while Small Caps are somewhat less tied to rate moves. Utilities stand out with a distinctly negative correlation, indicating they have been moving in the opposite direction of yields more consistently than other sectors. This pattern suggests that the influence of rate moves is somewhat concentrated in rate‑sensitive defensives on the downside and in large-cap growth and Financials on the upside.</w:t>
+        <w:t>Rates correlations: Over the last 30 trading days, equities and financials have all moved broadly in the same direction as yields, with the S&amp;P 500, Nasdaq 100, and Financials each showing a moderate positive linkage to TNX, and small caps somewhat less tied in. Utilities stand out with a clearly negative correlation to yields, and that downside rate sensitivity has been persistent across 15D, 30D, and 90D windows. Rate influence is therefore concentrated in a pro-yield tilt for broad equities and Financials, versus a consistently rate-pressured profile for Utilities.</w:t>
       </w:r>
     </w:p>
     <w:sectPr>

--- a/data/tnx_correlation_bottom_line.docx
+++ b/data/tnx_correlation_bottom_line.docx
@@ -4,7 +4,7 @@
   <w:body>
     <w:p>
       <w:r>
-        <w:t>Rates correlations: Over the last 30 trading days, equities and financials have all moved broadly in the same direction as yields, with the S&amp;P 500, Nasdaq 100, and Financials each showing a moderate positive linkage to TNX, and small caps somewhat less tied in. Utilities stand out with a clearly negative correlation to yields, and that downside rate sensitivity has been persistent across 15D, 30D, and 90D windows. Rate influence is therefore concentrated in a pro-yield tilt for broad equities and Financials, versus a consistently rate-pressured profile for Utilities.</w:t>
+        <w:t>Rates correlations: Over the last 30 trading days, broad U. S. equities and financials have moved moderately in the same direction as 10-year yields, with the Nasdaq 100, S&amp;P 500, and financials showing similar positive rate sensitivity and small caps slightly less tied in. Utilities stand out with a clear and persistent negative relationship to yields, and that rate influence is concentrated there among the equity sectors listed.</w:t>
       </w:r>
     </w:p>
     <w:sectPr>

--- a/data/tnx_correlation_bottom_line.docx
+++ b/data/tnx_correlation_bottom_line.docx
@@ -4,7 +4,7 @@
   <w:body>
     <w:p>
       <w:r>
-        <w:t>Rates correlations: Over the last 30 trading days, broad U. S. equities and financials have moved moderately in the same direction as 10-year yields, with the Nasdaq 100, S&amp;P 500, and financials showing similar positive rate sensitivity and small caps slightly less tied in. Utilities stand out with a clear and persistent negative relationship to yields, and that rate influence is concentrated there among the equity sectors listed.</w:t>
+        <w:t>Rates correlations: Over the last 30 trading days, most major equity benchmarks have moved modestly in the same direction as 10-year yields, with the S&amp;P 500, Nasdaq 100, Russell 2000, and Financials all showing moderate positive rate sensitivity. Utilities remain the clear outlier, with a consistently strong negative correlation to yields across 15D, 30D, and 90D windows, indicating that higher rates have tended to coincide with weaker utility returns. The influence of rate moves is therefore concentrated in interest‑sensitive sectors like Utilities (inversely) and, to a lesser degree, Financials (positively), while broader indices show only moderate linkage.</w:t>
       </w:r>
     </w:p>
     <w:sectPr>

--- a/data/tnx_correlation_bottom_line.docx
+++ b/data/tnx_correlation_bottom_line.docx
@@ -4,7 +4,7 @@
   <w:body>
     <w:p>
       <w:r>
-        <w:t>Rates correlations: Over the last 30 trading days, most major equity benchmarks have moved modestly in the same direction as 10-year yields, with the S&amp;P 500, Nasdaq 100, Russell 2000, and Financials all showing moderate positive rate sensitivity. Utilities remain the clear outlier, with a consistently strong negative correlation to yields across 15D, 30D, and 90D windows, indicating that higher rates have tended to coincide with weaker utility returns. The influence of rate moves is therefore concentrated in interest‑sensitive sectors like Utilities (inversely) and, to a lesser degree, Financials (positively), while broader indices show only moderate linkage.</w:t>
+        <w:t>Rates correlations: Over the last 30 trading days, equities have been moving moderately in the same direction as yields, with the Nasdaq 100 and S&amp;P 500 showing the strongest positive linkage and small caps somewhat less tied to rate moves. Financials are also positively aligned with yields, similar in strength to the broad market. Utilities stand out with a consistently strong negative correlation to yields across 15D, 30D, and 90D windows, indicating that rate sensitivity is concentrated in this defensive sector on the downside.</w:t>
       </w:r>
     </w:p>
     <w:sectPr>

--- a/data/tnx_correlation_bottom_line.docx
+++ b/data/tnx_correlation_bottom_line.docx
@@ -4,7 +4,7 @@
   <w:body>
     <w:p>
       <w:r>
-        <w:t>Rates correlations: Over the last 30 trading days, equities have been moving moderately in the same direction as yields, with the Nasdaq 100 and S&amp;P 500 showing the strongest positive linkage and small caps somewhat less tied to rate moves. Financials are also positively aligned with yields, similar in strength to the broad market. Utilities stand out with a consistently strong negative correlation to yields across 15D, 30D, and 90D windows, indicating that rate sensitivity is concentrated in this defensive sector on the downside.</w:t>
+        <w:t>Rates correlations: Over the last 30 trading days, Utilities have shown a distinctly negative relationship to rising 10Y yields, while Financials, the S&amp;P 500, and the Nasdaq 100 have moved moderately in the same direction as rates. That rate sensitivity is relatively concentrated in Utilities on the downside and Financials on the upside, with small caps (Russell 2000) showing only muted linkage to yields. The 15D and 90D windows broadly confirm this pattern, with Utilities persistently inverse to rates and broader equities hovering around only mild positive sensitivity over longer horizons.</w:t>
       </w:r>
     </w:p>
     <w:sectPr>

--- a/data/tnx_correlation_bottom_line.docx
+++ b/data/tnx_correlation_bottom_line.docx
@@ -4,7 +4,7 @@
   <w:body>
     <w:p>
       <w:r>
-        <w:t>Rates correlations: Over the last 30 trading days, Utilities have shown a distinctly negative relationship to rising 10Y yields, while Financials, the S&amp;P 500, and the Nasdaq 100 have moved moderately in the same direction as rates. That rate sensitivity is relatively concentrated in Utilities on the downside and Financials on the upside, with small caps (Russell 2000) showing only muted linkage to yields. The 15D and 90D windows broadly confirm this pattern, with Utilities persistently inverse to rates and broader equities hovering around only mild positive sensitivity over longer horizons.</w:t>
+        <w:t>Rates correlations: Over the last 30 trading days, Utilities show the clearest and most persistent rate sensitivity among the major equity sectors, with a notably negative linkage that has also been strong over 15D and 90D windows. Financials stand out on the positive side, with a moderate pro-rate relationship that has strengthened recently relative to the longer 90D lookback, suggesting rate moves have been more relevant for that sector than for the broad indices. The S&amp;P 500 and Nasdaq 100 are only modestly rate-sensitive, while the Russell 2000’s returns have been relatively insulated from rate moves, with its 30D correlation still contained.</w:t>
       </w:r>
     </w:p>
     <w:sectPr>

--- a/data/tnx_correlation_bottom_line.docx
+++ b/data/tnx_correlation_bottom_line.docx
@@ -4,7 +4,7 @@
   <w:body>
     <w:p>
       <w:r>
-        <w:t>Rates correlations: Over the last 30 trading days, Utilities show the clearest and most persistent rate sensitivity among the major equity sectors, with a notably negative linkage that has also been strong over 15D and 90D windows. Financials stand out on the positive side, with a moderate pro-rate relationship that has strengthened recently relative to the longer 90D lookback, suggesting rate moves have been more relevant for that sector than for the broad indices. The S&amp;P 500 and Nasdaq 100 are only modestly rate-sensitive, while the Russell 2000’s returns have been relatively insulated from rate moves, with its 30D correlation still contained.</w:t>
+        <w:t>Rates correlations: Over the last 30 trading days, equity index moves have shown only modest linkage to 10Y yields, with the S&amp;P 500, Nasdaq 100, and Financials all displaying mild positive sensitivity, while the Russell 2000 remains relatively insulated. Utilities stand out with a consistently strong negative correlation to rates across 15D, 30D, and 90D windows, indicating that rate moves are exerting a concentrated influence on that sector. Overall, rate sensitivity is far more pronounced in defensives than in the broad equity benchmarks.</w:t>
       </w:r>
     </w:p>
     <w:sectPr>

--- a/data/tnx_correlation_bottom_line.docx
+++ b/data/tnx_correlation_bottom_line.docx
@@ -4,7 +4,7 @@
   <w:body>
     <w:p>
       <w:r>
-        <w:t>Rates correlations: Over the last 30 trading days, equity index moves have shown only modest linkage to 10Y yields, with the S&amp;P 500, Nasdaq 100, and Financials all displaying mild positive sensitivity, while the Russell 2000 remains relatively insulated. Utilities stand out with a consistently strong negative correlation to rates across 15D, 30D, and 90D windows, indicating that rate moves are exerting a concentrated influence on that sector. Overall, rate sensitivity is far more pronounced in defensives than in the broad equity benchmarks.</w:t>
+        <w:t>Rates correlations: Over the last 30 trading days, Utilities show the clearest equity sensitivity to moves in the 10-year yield, with a strong and consistently negative relationship that is also evident over both 15-day and 90-day windows. The broad equity indices and Financials have only modest positive co-movement with yields on this 30-day view, and that linkage is weaker and more mixed when you look across the shorter and longer windows. This leaves rate sensitivity in equities relatively diffuse overall, while pressure from higher yields appears most concentrated in Utilities.</w:t>
       </w:r>
     </w:p>
     <w:sectPr>

--- a/data/tnx_correlation_bottom_line.docx
+++ b/data/tnx_correlation_bottom_line.docx
@@ -4,7 +4,7 @@
   <w:body>
     <w:p>
       <w:r>
-        <w:t>Rates correlations: Over the last 30 trading days, Utilities show the clearest equity sensitivity to moves in the 10-year yield, with a strong and consistently negative relationship that is also evident over both 15-day and 90-day windows. The broad equity indices and Financials have only modest positive co-movement with yields on this 30-day view, and that linkage is weaker and more mixed when you look across the shorter and longer windows. This leaves rate sensitivity in equities relatively diffuse overall, while pressure from higher yields appears most concentrated in Utilities.</w:t>
+        <w:t>Rates correlations: Over the last 30 trading days, broad US equities and financials have shown only mild day‑to‑day linkage to moves in the 10-year yield, suggesting relatively contained equity-rate sensitivity in the near term. By contrast, utilities exhibit a consistently strong negative correlation across 15D, 30D, and 90D windows, indicating that rate moves are exerting a concentrated influence on this traditionally rate‑sensitive sector.</w:t>
       </w:r>
     </w:p>
     <w:sectPr>

--- a/data/tnx_correlation_bottom_line.docx
+++ b/data/tnx_correlation_bottom_line.docx
@@ -4,7 +4,7 @@
   <w:body>
     <w:p>
       <w:r>
-        <w:t>Rates correlations: Over the last 30 trading days, broad US equities and financials have shown only mild day‑to‑day linkage to moves in the 10-year yield, suggesting relatively contained equity-rate sensitivity in the near term. By contrast, utilities exhibit a consistently strong negative correlation across 15D, 30D, and 90D windows, indicating that rate moves are exerting a concentrated influence on this traditionally rate‑sensitive sector.</w:t>
+        <w:t>Rates correlations: Over the last 30 trading days, most major equity indexes and Financials have shown only modest day‑to‑day linkage to moves in the 10-year yield, suggesting relatively diffuse rate sensitivity across broader risk assets. In contrast, Utilities stand out with a consistently strong negative correlation across 15D, 30D, and 90D windows, indicating their returns have been tightly and persistently pressured when yields rise and supported when yields fall.</w:t>
       </w:r>
     </w:p>
     <w:sectPr>

--- a/data/tnx_correlation_bottom_line.docx
+++ b/data/tnx_correlation_bottom_line.docx
@@ -4,7 +4,7 @@
   <w:body>
     <w:p>
       <w:r>
-        <w:t>Rates correlations: Over the last 30 trading days, most major equity indexes and Financials have shown only modest day‑to‑day linkage to moves in the 10-year yield, suggesting relatively diffuse rate sensitivity across broader risk assets. In contrast, Utilities stand out with a consistently strong negative correlation across 15D, 30D, and 90D windows, indicating their returns have been tightly and persistently pressured when yields rise and supported when yields fall.</w:t>
+        <w:t>Rates correlations: Over the last 30 trading days, Utilities show a clearly concentrated and strongly negative linkage to 10-year yields, standing out as the equity sector most sensitive to rate moves, with that pressure visible and persistent across 15D and 90D windows. In contrast, the S&amp;P 500, Nasdaq 100, and Russell 2000 all show relatively muted 30D correlations, suggesting broad equities have been less tightly tethered to day‑to‑day rate changes recently. Financials have a modestly positive 30D correlation, indicating they’ve tended to trade a bit more in line with rising yields than the major equity indices.</w:t>
       </w:r>
     </w:p>
     <w:sectPr>

--- a/data/tnx_correlation_bottom_line.docx
+++ b/data/tnx_correlation_bottom_line.docx
@@ -4,7 +4,7 @@
   <w:body>
     <w:p>
       <w:r>
-        <w:t>Rates correlations: Over the last 30 trading days, Utilities show a clearly concentrated and strongly negative linkage to 10-year yields, standing out as the equity sector most sensitive to rate moves, with that pressure visible and persistent across 15D and 90D windows. In contrast, the S&amp;P 500, Nasdaq 100, and Russell 2000 all show relatively muted 30D correlations, suggesting broad equities have been less tightly tethered to day‑to‑day rate changes recently. Financials have a modestly positive 30D correlation, indicating they’ve tended to trade a bit more in line with rising yields than the major equity indices.</w:t>
+        <w:t>Rates correlations: Over the last 30 trading days, Utilities stand out with a firmly negative correlation to 10-year yields, indicating they have been the most rate-sensitive among the major equity sectors, while broad equity indices and Financials show contained day-to-day linkage to moves in yields. The very mild 30-day correlations for the S&amp;P 500, Nasdaq 100, and Russell 2000 suggest that index-level equity performance has not been tightly tied to rate moves recently, despite more negative readings over the last 15 days. This pattern points to rate sensitivity being relatively concentrated in classic defensives like Utilities, with only modest spillover into the broader equity complex.</w:t>
       </w:r>
     </w:p>
     <w:sectPr>

--- a/data/tnx_correlation_bottom_line.docx
+++ b/data/tnx_correlation_bottom_line.docx
@@ -4,7 +4,7 @@
   <w:body>
     <w:p>
       <w:r>
-        <w:t>Rates correlations: Over the last 30 trading days, Utilities stand out with a firmly negative correlation to 10-year yields, indicating they have been the most rate-sensitive among the major equity sectors, while broad equity indices and Financials show contained day-to-day linkage to moves in yields. The very mild 30-day correlations for the S&amp;P 500, Nasdaq 100, and Russell 2000 suggest that index-level equity performance has not been tightly tied to rate moves recently, despite more negative readings over the last 15 days. This pattern points to rate sensitivity being relatively concentrated in classic defensives like Utilities, with only modest spillover into the broader equity complex.</w:t>
+        <w:t>Rates correlations: Over the last 30 trading days, broad U. S. equities (S&amp;P 500, Nasdaq 100, Russell 2000) and Financials have shown only mild day‑to‑day linkage to 10‑year yields, implying relatively contained rate sensitivity at the index and sector level. Utilities stand out with a clearly negative correlation to yields, indicating that higher rates have recently lined up with more persistent pressure on that rate‑sensitive sector.</w:t>
       </w:r>
     </w:p>
     <w:sectPr>

--- a/data/tnx_correlation_bottom_line.docx
+++ b/data/tnx_correlation_bottom_line.docx
@@ -4,7 +4,7 @@
   <w:body>
     <w:p>
       <w:r>
-        <w:t>Rates correlations: Over the last 30 trading days, broad U. S. equities (S&amp;P 500, Nasdaq 100, Russell 2000) and Financials have shown only mild day‑to‑day linkage to 10‑year yields, implying relatively contained rate sensitivity at the index and sector level. Utilities stand out with a clearly negative correlation to yields, indicating that higher rates have recently lined up with more persistent pressure on that rate‑sensitive sector.</w:t>
+        <w:t>Rates correlations: Over the last 30 trading days, Utilities have shown the clearest equity-rate sensitivity, with returns moving notably opposite to 10-year yields, while the broad U. S. equity indexes (S&amp;P 500, Nasdaq 100, Russell 2000) have only modest negative rate linkage. The very strong inverse relationship in Utilities has been persistent across 15D and 90D windows, suggesting that a meaningful slice of recent rate volatility has been expressed there.</w:t>
       </w:r>
     </w:p>
     <w:sectPr>

--- a/data/tnx_correlation_bottom_line.docx
+++ b/data/tnx_correlation_bottom_line.docx
@@ -4,7 +4,7 @@
   <w:body>
     <w:p>
       <w:r>
-        <w:t>Rates correlations: Over the last 30 trading days, Utilities have shown the clearest equity-rate sensitivity, with returns moving notably opposite to 10-year yields, while the broad U. S. equity indexes (S&amp;P 500, Nasdaq 100, Russell 2000) have only modest negative rate linkage. The very strong inverse relationship in Utilities has been persistent across 15D and 90D windows, suggesting that a meaningful slice of recent rate volatility has been expressed there.</w:t>
+        <w:t>Rates correlations: Over the last 30 trading days, Utilities show the clearest equity-rate linkage, with a strong negative correlation to yields, indicating they have been particularly sensitive to rate moves. The major equity indices (S&amp;P 500, Nasdaq 100, and Russell 2000) also lean negatively to yields, but more moderately, suggesting a broader equity tilt where rising rates have generally coincided with weaker index performance. Financials stand out with contained and slightly positive 30-day sensitivity, implying their returns have been less tightly tied to daily rate moves than the other sectors and indices.</w:t>
       </w:r>
     </w:p>
     <w:sectPr>

--- a/data/tnx_correlation_bottom_line.docx
+++ b/data/tnx_correlation_bottom_line.docx
@@ -4,7 +4,7 @@
   <w:body>
     <w:p>
       <w:r>
-        <w:t>Rates correlations: Over the last 30 trading days, Utilities show the clearest equity-rate linkage, with a strong negative correlation to yields, indicating they have been particularly sensitive to rate moves. The major equity indices (S&amp;P 500, Nasdaq 100, and Russell 2000) also lean negatively to yields, but more moderately, suggesting a broader equity tilt where rising rates have generally coincided with weaker index performance. Financials stand out with contained and slightly positive 30-day sensitivity, implying their returns have been less tightly tied to daily rate moves than the other sectors and indices.</w:t>
+        <w:t>Rates correlations: Over the last 30 trading days, U. S. equities have generally moved opposite 10-year yields, with large-cap, tech, and small-cap indexes all showing moderate negative rate sensitivity that has intensified over the past 15 days. Utilities stand out with consistently strong negative correlations across 15D, 30D, and 90D windows, indicating more concentrated and persistent pressure when yields rise.</w:t>
       </w:r>
     </w:p>
     <w:sectPr>

--- a/data/tnx_correlation_bottom_line.docx
+++ b/data/tnx_correlation_bottom_line.docx
@@ -4,7 +4,7 @@
   <w:body>
     <w:p>
       <w:r>
-        <w:t>Rates correlations: Over the last 30 trading days, U. S. equities have generally moved opposite 10-year yields, with large-cap, tech, and small-cap indexes all showing moderate negative rate sensitivity that has intensified over the past 15 days. Utilities stand out with consistently strong negative correlations across 15D, 30D, and 90D windows, indicating more concentrated and persistent pressure when yields rise.</w:t>
+        <w:t>Rates correlations: Over the last 30 trading days, utilities show the clearest equity-rate linkage, with returns moving meaningfully opposite to 10-year yields, and that defensive, rate-sensitive pattern is consistent across the 15D and 90D windows. The S&amp;P 500, Nasdaq 100, and Russell 2000 are also negatively tied to yields, but less tightly, suggesting broader equities are rate-sensitive without being dominated by moves in TNX. Financials stand out for having very limited 30D correlation to rates, indicating that recent bank and finance sector moves have been driven more by non-rate factors.</w:t>
       </w:r>
     </w:p>
     <w:sectPr>

--- a/data/tnx_correlation_bottom_line.docx
+++ b/data/tnx_correlation_bottom_line.docx
@@ -4,7 +4,7 @@
   <w:body>
     <w:p>
       <w:r>
-        <w:t>Rates correlations: Over the last 30 trading days, utilities show the clearest equity-rate linkage, with returns moving meaningfully opposite to 10-year yields, and that defensive, rate-sensitive pattern is consistent across the 15D and 90D windows. The S&amp;P 500, Nasdaq 100, and Russell 2000 are also negatively tied to yields, but less tightly, suggesting broader equities are rate-sensitive without being dominated by moves in TNX. Financials stand out for having very limited 30D correlation to rates, indicating that recent bank and finance sector moves have been driven more by non-rate factors.</w:t>
+        <w:t>Rates correlations: Over the last 30 trading days, Utilities stand out with a strong negative linkage to 10-year yields, signaling that higher rates have been especially painful for that sector, while Financials show only a weak connection, implying relatively contained rate sensitivity. Across the major equity indices, the S&amp;P 500 shows the most negative correlation to yields, with the Nasdaq and Russell 2000 somewhat less exposed but still meaningfully pressured by rate moves. The sharper 15-day correlations for equities versus the 90-day readings suggest that rate sensitivity has intensified more recently compared with the broader three‑month window.</w:t>
       </w:r>
     </w:p>
     <w:sectPr>

--- a/data/tnx_correlation_bottom_line.docx
+++ b/data/tnx_correlation_bottom_line.docx
@@ -4,7 +4,7 @@
   <w:body>
     <w:p>
       <w:r>
-        <w:t>Rates correlations: Over the last 30 trading days, Utilities stand out with a strong negative linkage to 10-year yields, signaling that higher rates have been especially painful for that sector, while Financials show only a weak connection, implying relatively contained rate sensitivity. Across the major equity indices, the S&amp;P 500 shows the most negative correlation to yields, with the Nasdaq and Russell 2000 somewhat less exposed but still meaningfully pressured by rate moves. The sharper 15-day correlations for equities versus the 90-day readings suggest that rate sensitivity has intensified more recently compared with the broader three‑month window.</w:t>
+        <w:t>Rates correlations: Over the last 30 trading days, Utilities show the clearest equity-rate linkage, with returns moving more reliably opposite to yields than the broad equity indices. The S&amp;P 500, Nasdaq 100, and Russell 2000 are also negatively tied to rates, but with more moderate and less persistent sensitivity, as seen in the weaker 90-day correlations. Financials now show only a very mild relationship to yields, and that sensitivity looks contained relative to the rest of the equity complex.</w:t>
       </w:r>
     </w:p>
     <w:sectPr>

--- a/data/tnx_correlation_bottom_line.docx
+++ b/data/tnx_correlation_bottom_line.docx
@@ -4,7 +4,7 @@
   <w:body>
     <w:p>
       <w:r>
-        <w:t>Rates correlations: Over the last 30 trading days, Utilities show the clearest equity-rate linkage, with returns moving more reliably opposite to yields than the broad equity indices. The S&amp;P 500, Nasdaq 100, and Russell 2000 are also negatively tied to rates, but with more moderate and less persistent sensitivity, as seen in the weaker 90-day correlations. Financials now show only a very mild relationship to yields, and that sensitivity looks contained relative to the rest of the equity complex.</w:t>
+        <w:t>Rates correlations: Over the last 30 trading days, U. S. equities have generally moved opposite 10-year yields, with the S&amp;P 500 and Nasdaq 100 showing moderate negative sensitivity and the Russell 2000 somewhat less so. Utilities stand out with a consistently strong negative linkage to yields across 15D, 30D, and 90D windows, signaling concentrated rate sensitivity in that sector.</w:t>
       </w:r>
     </w:p>
     <w:sectPr>

--- a/data/tnx_correlation_bottom_line.docx
+++ b/data/tnx_correlation_bottom_line.docx
@@ -4,7 +4,7 @@
   <w:body>
     <w:p>
       <w:r>
-        <w:t>Rates correlations: Over the last 30 trading days, U. S. equities have generally moved opposite 10-year yields, with the S&amp;P 500 and Nasdaq 100 showing moderate negative sensitivity and the Russell 2000 somewhat less so. Utilities stand out with a consistently strong negative linkage to yields across 15D, 30D, and 90D windows, signaling concentrated rate sensitivity in that sector.</w:t>
+        <w:t>Rates correlations: Over the last 30 trading days, utilities show the clearest equity-rate linkage, with returns tending to move meaningfully opposite to 10-year yields, and that negative sensitivity has been persistent across 15D and 90D windows. The major equity indices also trade inversely to yields, but with more moderate and somewhat less stable rate sensitivity than utilities. Financials currently show only a weak connection to moves in the 10-year, indicating that their recent performance has been less driven by day-to-day rate fluctuations.</w:t>
       </w:r>
     </w:p>
     <w:sectPr>

--- a/data/tnx_correlation_bottom_line.docx
+++ b/data/tnx_correlation_bottom_line.docx
@@ -4,7 +4,7 @@
   <w:body>
     <w:p>
       <w:r>
-        <w:t>Rates correlations: Over the last 30 trading days, utilities show the clearest equity-rate linkage, with returns tending to move meaningfully opposite to 10-year yields, and that negative sensitivity has been persistent across 15D and 90D windows. The major equity indices also trade inversely to yields, but with more moderate and somewhat less stable rate sensitivity than utilities. Financials currently show only a weak connection to moves in the 10-year, indicating that their recent performance has been less driven by day-to-day rate fluctuations.</w:t>
+        <w:t>Rates correlations: Over the last 30 trading days, equity benchmarks have generally moved opposite to 10-year yields, with the S&amp;P 500 and Nasdaq 100 showing moderate downside sensitivity when rates rise and the Russell 2000 a bit less so. Utilities stand out with a consistently strong negative correlation across 15D, 30D, and 90D windows, indicating that rate moves have been a concentrated driver for that sector. Financials, by contrast, show only mild and fading linkage to yields over 30 days, suggesting their day-to-day moves have been driven more by non-rate factors recently.</w:t>
       </w:r>
     </w:p>
     <w:sectPr>

--- a/data/tnx_correlation_bottom_line.docx
+++ b/data/tnx_correlation_bottom_line.docx
@@ -4,7 +4,7 @@
   <w:body>
     <w:p>
       <w:r>
-        <w:t>Rates correlations: Over the last 30 trading days, equity benchmarks have generally moved opposite to 10-year yields, with the S&amp;P 500 and Nasdaq 100 showing moderate downside sensitivity when rates rise and the Russell 2000 a bit less so. Utilities stand out with a consistently strong negative correlation across 15D, 30D, and 90D windows, indicating that rate moves have been a concentrated driver for that sector. Financials, by contrast, show only mild and fading linkage to yields over 30 days, suggesting their day-to-day moves have been driven more by non-rate factors recently.</w:t>
+        <w:t>Rates correlations: Over the last 30 trading days, the S&amp;P 500, Nasdaq 100, and Russell 2000 have all shown moderately negative correlations to 10-year yields, indicating that equities have generally struggled on days when rates move higher, with large caps showing somewhat stronger sensitivity than small caps. Utilities stand out with a more pronounced and persistent negative linkage to yields, suggesting that rate moves have been hitting this defensive, bond‑like sector especially hard. The 15-day window shows even more negative readings across most risk assets, pointing to recently intensified rate sensitivity relative to both the last 30 and 90 trading days.</w:t>
       </w:r>
     </w:p>
     <w:sectPr>

--- a/data/tnx_correlation_bottom_line.docx
+++ b/data/tnx_correlation_bottom_line.docx
@@ -4,7 +4,7 @@
   <w:body>
     <w:p>
       <w:r>
-        <w:t>Rates correlations: Over the last 30 trading days, the S&amp;P 500, Nasdaq 100, and Russell 2000 have all shown moderately negative correlations to 10-year yields, indicating that equities have generally struggled on days when rates move higher, with large caps showing somewhat stronger sensitivity than small caps. Utilities stand out with a more pronounced and persistent negative linkage to yields, suggesting that rate moves have been hitting this defensive, bond‑like sector especially hard. The 15-day window shows even more negative readings across most risk assets, pointing to recently intensified rate sensitivity relative to both the last 30 and 90 trading days.</w:t>
+        <w:t>Rates correlations: Over the last 30 trading days, broad US equities have been moving clearly opposite to 10-year yields, with the S&amp;P 500 showing the strongest large-cap equity sensitivity and small caps and financials somewhat less so. Utilities stand out with the most pronounced equity-sector linkage to rates, showing a persistently strong negative correlation across 15D, 30D, and 90D windows. This pattern points to equity rate-sensitivity that is both elevated and fairly broad-based, but with the influence especially concentrated in defensives like utilities.</w:t>
       </w:r>
     </w:p>
     <w:sectPr>

--- a/data/tnx_correlation_bottom_line.docx
+++ b/data/tnx_correlation_bottom_line.docx
@@ -4,7 +4,7 @@
   <w:body>
     <w:p>
       <w:r>
-        <w:t>Rates correlations: Over the last 30 trading days, broad US equities have been moving clearly opposite to 10-year yields, with the S&amp;P 500 showing the strongest large-cap equity sensitivity and small caps and financials somewhat less so. Utilities stand out with the most pronounced equity-sector linkage to rates, showing a persistently strong negative correlation across 15D, 30D, and 90D windows. This pattern points to equity rate-sensitivity that is both elevated and fairly broad-based, but with the influence especially concentrated in defensives like utilities.</w:t>
+        <w:t>Rates correlations: Over the last 30 trading days, major equity indexes have shown a clear negative relationship with 10-year yields, with the S&amp;P 500 the most rate‑sensitive of the broad benchmarks and the Nasdaq 100 and Russell 2000 not far behind. Sector-wise, Utilities stand out with the strongest equity-rate linkage, showing consistently high negative correlations across 15D, 30D, and 90D, while Financials remain negatively tied to yields but to a more moderate degree. The persistence of these negative signs over 90D suggests that equities, especially defensives like Utilities, have been systematically pressured when yields move higher rather than just reacting to short-lived rate moves.</w:t>
       </w:r>
     </w:p>
     <w:sectPr>

--- a/data/tnx_correlation_bottom_line.docx
+++ b/data/tnx_correlation_bottom_line.docx
@@ -4,7 +4,7 @@
   <w:body>
     <w:p>
       <w:r>
-        <w:t>Rates correlations: Over the last 30 trading days, major equity indexes have shown a clear negative relationship with 10-year yields, with the S&amp;P 500 the most rate‑sensitive of the broad benchmarks and the Nasdaq 100 and Russell 2000 not far behind. Sector-wise, Utilities stand out with the strongest equity-rate linkage, showing consistently high negative correlations across 15D, 30D, and 90D, while Financials remain negatively tied to yields but to a more moderate degree. The persistence of these negative signs over 90D suggests that equities, especially defensives like Utilities, have been systematically pressured when yields move higher rather than just reacting to short-lived rate moves.</w:t>
+        <w:t>Rates correlations: Over the last 30 trading days, large-cap U. S. equities (SPX, NDX) show a clear negative linkage to 10-year yields around the -0.0 50 area, implying that stock returns have generally moved in the opposite direction of rate moves.</w:t>
       </w:r>
     </w:p>
     <w:sectPr>

--- a/data/tnx_correlation_bottom_line.docx
+++ b/data/tnx_correlation_bottom_line.docx
@@ -4,7 +4,7 @@
   <w:body>
     <w:p>
       <w:r>
-        <w:t>Rates correlations: Over the last 30 trading days, large-cap U. S. equities (SPX, NDX) show a clear negative linkage to 10-year yields around the -0.0 50 area, implying that stock returns have generally moved in the opposite direction of rate moves.</w:t>
+        <w:t>Rates correlations: Over the last 30 trading days, major equity benchmarks and financials have shown broadly similar, moderately negative sensitivity to moves in the 10-year yield, with the S&amp;P 500, Nasdaq 100, Russell 2000, and XLF all weakening when yields rise. Utilities now sit near the top of that pack in rate sensitivity, with a 30-day correlation that has moved sharply more negative versus its milder 15-day reading and is now closer to its more persistently rate‑sensitive 90-day profile. Overall, rate influence is not concentrated in a single equity index or sector, but is instead spread across large caps, growth, small caps, and financials, all of which have been leaning in the same direction versus yields.</w:t>
       </w:r>
     </w:p>
     <w:sectPr>

--- a/data/tnx_correlation_bottom_line.docx
+++ b/data/tnx_correlation_bottom_line.docx
@@ -4,7 +4,7 @@
   <w:body>
     <w:p>
       <w:r>
-        <w:t>Rates correlations: Over the last 30 trading days, major equity benchmarks and financials have shown broadly similar, moderately negative sensitivity to moves in the 10-year yield, with the S&amp;P 500, Nasdaq 100, Russell 2000, and XLF all weakening when yields rise. Utilities now sit near the top of that pack in rate sensitivity, with a 30-day correlation that has moved sharply more negative versus its milder 15-day reading and is now closer to its more persistently rate‑sensitive 90-day profile. Overall, rate influence is not concentrated in a single equity index or sector, but is instead spread across large caps, growth, small caps, and financials, all of which have been leaning in the same direction versus yields.</w:t>
+        <w:t>Rates correlations: Over the last 30 trading days, major U. S. equity indices have shown broadly similar and fairly strong negative sensitivity to moves in the 10-year yield, with the S&amp;P 500, Nasdaq 100, and Russell 2000 all tending to weaken when yields rise. Financials now trade with a comparable negative linkage to rates, suggesting higher yields have recently been a headwind rather than a benefit for that sector.</w:t>
       </w:r>
     </w:p>
     <w:sectPr>

--- a/data/tnx_correlation_bottom_line.docx
+++ b/data/tnx_correlation_bottom_line.docx
@@ -4,7 +4,7 @@
   <w:body>
     <w:p>
       <w:r>
-        <w:t>Rates correlations: Over the last 30 trading days, major U. S. equity indices have shown broadly similar and fairly strong negative sensitivity to moves in the 10-year yield, with the S&amp;P 500, Nasdaq 100, and Russell 2000 all tending to weaken when yields rise. Financials now trade with a comparable negative linkage to rates, suggesting higher yields have recently been a headwind rather than a benefit for that sector.</w:t>
+        <w:t>Rates correlations: Over the last 30 trading days, U. S. equities and key sectors have shown broadly similar, moderately negative sensitivity to 10-year yields, with the S&amp;P 500, Nasdaq 100, Russell 2000, Financials, and Utilities all moving inversely to rates. That inverse equity–rates linkage has intensified versus the 90-day window, especially for Utilities, where the negative correlation has remained relatively steady over both medium and longer horizons.</w:t>
       </w:r>
     </w:p>
     <w:sectPr>

--- a/data/tnx_correlation_bottom_line.docx
+++ b/data/tnx_correlation_bottom_line.docx
@@ -4,7 +4,7 @@
   <w:body>
     <w:p>
       <w:r>
-        <w:t>Rates correlations: Over the last 30 trading days, U. S. equities and key sectors have shown broadly similar, moderately negative sensitivity to 10-year yields, with the S&amp;P 500, Nasdaq 100, Russell 2000, Financials, and Utilities all moving inversely to rates. That inverse equity–rates linkage has intensified versus the 90-day window, especially for Utilities, where the negative correlation has remained relatively steady over both medium and longer horizons.</w:t>
+        <w:t>Rates correlations: Over the last 30 trading days, broad equities (S&amp;P 500, Nasdaq 100, and Russell 2000) have shown fairly strong negative correlations to 10‑year yields, pointing to meaningful rate sensitivity across major stock benchmarks. Financials are also negatively linked to yields over this window, while utilities display a similar but slightly more persistent pattern when viewed over 90 trading days. Taken together, rate sensitivity is not concentrated in a single equity segment; it is spread across large-cap, growth, small-cap, and defensives, all tending to struggle on days when yields rise.</w:t>
       </w:r>
     </w:p>
     <w:sectPr>

--- a/data/tnx_correlation_bottom_line.docx
+++ b/data/tnx_correlation_bottom_line.docx
@@ -4,7 +4,7 @@
   <w:body>
     <w:p>
       <w:r>
-        <w:t>Rates correlations: Over the last 30 trading days, broad equities (S&amp;P 500, Nasdaq 100, and Russell 2000) have shown fairly strong negative correlations to 10‑year yields, pointing to meaningful rate sensitivity across major stock benchmarks. Financials are also negatively linked to yields over this window, while utilities display a similar but slightly more persistent pattern when viewed over 90 trading days. Taken together, rate sensitivity is not concentrated in a single equity segment; it is spread across large-cap, growth, small-cap, and defensives, all tending to struggle on days when yields rise.</w:t>
+        <w:t>Rates correlations: Over the last 30 trading days, all major equity indexes have shown meaningfully negative sensitivity to moves in the 10-year yield, with the S&amp;P 500 the most responsive among them, implying that rising yields have tended to coincide with broad equity weakness. Financials are also negatively tied to rates over this window, in contrast to their more muted 90-day relationship, suggesting recent trading has leaned toward “higher yields, lower financials” rather than the textbook benefit from higher rates. Utilities exhibit a steady negative linkage across both 30- and 90-day windows, reinforcing their role as a rate-sensitive, bond-proxy segment of the equity market.</w:t>
       </w:r>
     </w:p>
     <w:sectPr>

--- a/data/tnx_correlation_bottom_line.docx
+++ b/data/tnx_correlation_bottom_line.docx
@@ -4,7 +4,7 @@
   <w:body>
     <w:p>
       <w:r>
-        <w:t>Rates correlations: Over the last 30 trading days, all major equity indexes have shown meaningfully negative sensitivity to moves in the 10-year yield, with the S&amp;P 500 the most responsive among them, implying that rising yields have tended to coincide with broad equity weakness. Financials are also negatively tied to rates over this window, in contrast to their more muted 90-day relationship, suggesting recent trading has leaned toward “higher yields, lower financials” rather than the textbook benefit from higher rates. Utilities exhibit a steady negative linkage across both 30- and 90-day windows, reinforcing their role as a rate-sensitive, bond-proxy segment of the equity market.</w:t>
+        <w:t>Rates correlations: Over the last 30 trading days, major U. S. equity indexes (SPX, NDX, RUT) have all shown similarly strong negative correlations with 10-year yields, indicating that stock moves have been broadly and meaningfully rates-sensitive rather than driven by a single segment. Financials are also trading with a notable negative tilt to yields, a departure from the more muted 90-day relationship and suggesting that higher rates have recently been a headwind rather than a tailwind for the sector.</w:t>
       </w:r>
     </w:p>
     <w:sectPr>

--- a/data/tnx_correlation_bottom_line.docx
+++ b/data/tnx_correlation_bottom_line.docx
@@ -4,7 +4,7 @@
   <w:body>
     <w:p>
       <w:r>
-        <w:t>Rates correlations: Over the last 30 trading days, major U. S. equity indexes (SPX, NDX, RUT) have all shown similarly strong negative correlations with 10-year yields, indicating that stock moves have been broadly and meaningfully rates-sensitive rather than driven by a single segment. Financials are also trading with a notable negative tilt to yields, a departure from the more muted 90-day relationship and suggesting that higher rates have recently been a headwind rather than a tailwind for the sector.</w:t>
+        <w:t>Rates correlations: Over the last 30 trading days, broad U. S. equities and sectors have shown pronounced negative sensitivity to moves in the 10-year yield, with the S&amp;P 500, Nasdaq 100, Russell 2000, and Financials all weakening on days when yields rise. That equity-rate linkage is strongest in the small-cap Russell 2000, suggesting rate sensitivity is somewhat concentrated there, while Utilities now show a moderate, more persistent negative correlation that lines up with their defensive, rate-sensitive profile.</w:t>
       </w:r>
     </w:p>
     <w:sectPr>

--- a/data/tnx_correlation_bottom_line.docx
+++ b/data/tnx_correlation_bottom_line.docx
@@ -4,7 +4,7 @@
   <w:body>
     <w:p>
       <w:r>
-        <w:t>Rates correlations: Over the last 30 trading days, broad U. S. equities and sectors have shown pronounced negative sensitivity to moves in the 10-year yield, with the S&amp;P 500, Nasdaq 100, Russell 2000, and Financials all weakening on days when yields rise. That equity-rate linkage is strongest in the small-cap Russell 2000, suggesting rate sensitivity is somewhat concentrated there, while Utilities now show a moderate, more persistent negative correlation that lines up with their defensive, rate-sensitive profile.</w:t>
+        <w:t>Rates correlations: Over the last 30 trading days, broad U. S. equities and sectors have shown fairly strong negative sensitivity to moves in the 10-year yield, with the S&amp;P 500, Nasdaq 100, Russell 2000, and Financials all tending to sell off when rates rise. That influence is most concentrated in small caps, where the Russell 2000’s 15-day reading is sharply negative, indicating especially acute recent rate sensitivity.</w:t>
       </w:r>
     </w:p>
     <w:sectPr>

--- a/data/tnx_correlation_bottom_line.docx
+++ b/data/tnx_correlation_bottom_line.docx
@@ -4,7 +4,7 @@
   <w:body>
     <w:p>
       <w:r>
-        <w:t>Rates correlations: Over the last 30 trading days, broad U. S. equities and sectors have shown fairly strong negative sensitivity to moves in the 10-year yield, with the S&amp;P 500, Nasdaq 100, Russell 2000, and Financials all tending to sell off when rates rise. That influence is most concentrated in small caps, where the Russell 2000’s 15-day reading is sharply negative, indicating especially acute recent rate sensitivity.</w:t>
+        <w:t>Rates correlations: Over the last 30 trading days, US equities have broadly moved opposite 10-year yields, with the S&amp;P 500, Nasdaq 100, and Russell 2000 all showing strong negative sensitivity to rate moves. That influence is concentrated in small caps, where the Russell 2000’s correlation is particularly intense over 15 days, underscoring how sharply that segment has been reacting to yield changes. Financials are also negatively linked to yields despite the sector’s typical rate-benefit narrative, while Utilities show a steadier, mildly negative relationship over longer windows.</w:t>
       </w:r>
     </w:p>
     <w:sectPr>

--- a/data/tnx_correlation_bottom_line.docx
+++ b/data/tnx_correlation_bottom_line.docx
@@ -4,7 +4,7 @@
   <w:body>
     <w:p>
       <w:r>
-        <w:t>Rates correlations: Over the last 30 trading days, US equities have broadly moved opposite 10-year yields, with the S&amp;P 500, Nasdaq 100, and Russell 2000 all showing strong negative sensitivity to rate moves. That influence is concentrated in small caps, where the Russell 2000’s correlation is particularly intense over 15 days, underscoring how sharply that segment has been reacting to yield changes. Financials are also negatively linked to yields despite the sector’s typical rate-benefit narrative, while Utilities show a steadier, mildly negative relationship over longer windows.</w:t>
+        <w:t>Rates correlations: Over the last 30 trading days, broad U. S. equities and financials have shown clearly negative sensitivity to moves in the 10-year yield, with the S&amp;P 500, Nasdaq 100, Russell 2000, and Financials all tending to sell off when yields rise. That sensitivity is most concentrated in small caps, where the Russell 2000’s relationship to rates has recently been especially strong on a 15-day basis.</w:t>
       </w:r>
     </w:p>
     <w:sectPr>

--- a/data/tnx_correlation_bottom_line.docx
+++ b/data/tnx_correlation_bottom_line.docx
@@ -4,7 +4,7 @@
   <w:body>
     <w:p>
       <w:r>
-        <w:t>Rates correlations: Over the last 30 trading days, broad U. S. equities and financials have shown clearly negative sensitivity to moves in the 10-year yield, with the S&amp;P 500, Nasdaq 100, Russell 2000, and Financials all tending to sell off when yields rise. That sensitivity is most concentrated in small caps, where the Russell 2000’s relationship to rates has recently been especially strong on a 15-day basis.</w:t>
+        <w:t>Rates correlations: Over the last 30 trading days, major U. S. equity indexes have shown broadly similar, strong negative sensitivity to moves in the 10-year yield, with the S&amp;P 500, Nasdaq 100, and Russell 2000 all selling off when yields rise. That influence is most concentrated in small caps, where the Russell 2000’s short-term (15-day) linkage is especially intense, implying that rate spikes have recently hit smaller, more rate‑exposed companies hardest.</w:t>
       </w:r>
     </w:p>
     <w:sectPr>

--- a/data/tnx_correlation_bottom_line.docx
+++ b/data/tnx_correlation_bottom_line.docx
@@ -4,7 +4,7 @@
   <w:body>
     <w:p>
       <w:r>
-        <w:t>Rates correlations: Over the last 30 trading days, major U. S. equity indexes have shown broadly similar, strong negative sensitivity to moves in the 10-year yield, with the S&amp;P 500, Nasdaq 100, and Russell 2000 all selling off when yields rise. That influence is most concentrated in small caps, where the Russell 2000’s short-term (15-day) linkage is especially intense, implying that rate spikes have recently hit smaller, more rate‑exposed companies hardest.</w:t>
+        <w:t>Rates correlations: Over the last 30 trading days, US equities have shown broadly negative sensitivity to rising 10Y yields, with the S&amp;P 500, Nasdaq 100, and Russell 2000 all moving meaningfully opposite to rates and the Russell showing the sharpest equity response. The 15-day window points to an even tighter inverse linkage for these equity indices, while the 90-day readings are milder, suggesting the recent rate sensitivity has intensified versus the longer lookback. Utilities stand out for having a steadier negative relationship to yields across 30- and 90-day windows, while Financials remain inversely linked but somewhat less tightly tied to rate moves than the broad market.</w:t>
       </w:r>
     </w:p>
     <w:sectPr>

--- a/data/tnx_correlation_bottom_line.docx
+++ b/data/tnx_correlation_bottom_line.docx
@@ -4,7 +4,7 @@
   <w:body>
     <w:p>
       <w:r>
-        <w:t>Rates correlations: Over the last 30 trading days, US equities have shown broadly negative sensitivity to rising 10Y yields, with the S&amp;P 500, Nasdaq 100, and Russell 2000 all moving meaningfully opposite to rates and the Russell showing the sharpest equity response. The 15-day window points to an even tighter inverse linkage for these equity indices, while the 90-day readings are milder, suggesting the recent rate sensitivity has intensified versus the longer lookback. Utilities stand out for having a steadier negative relationship to yields across 30- and 90-day windows, while Financials remain inversely linked but somewhat less tightly tied to rate moves than the broad market.</w:t>
+        <w:t>Rates correlations: Over the last 30 trading days, broad U. S. equities and sectors have shown materially negative sensitivity to moves in the 10-year yield, with the S&amp;P 500, Nasdaq 100, Russell 2000, Financials, and Utilities all tending to fall when yields rise. The Russell 2000 and S&amp;P 500 now sit near the top of this equity-rate linkage, while Utilities have quietly shifted from almost no short-term sensitivity to a steadier negative relationship that aligns with their 90-day pattern.</w:t>
       </w:r>
     </w:p>
     <w:sectPr>

--- a/data/tnx_correlation_bottom_line.docx
+++ b/data/tnx_correlation_bottom_line.docx
@@ -4,7 +4,7 @@
   <w:body>
     <w:p>
       <w:r>
-        <w:t>Rates correlations: Over the last 30 trading days, broad U. S. equities and sectors have shown materially negative sensitivity to moves in the 10-year yield, with the S&amp;P 500, Nasdaq 100, Russell 2000, Financials, and Utilities all tending to fall when yields rise. The Russell 2000 and S&amp;P 500 now sit near the top of this equity-rate linkage, while Utilities have quietly shifted from almost no short-term sensitivity to a steadier negative relationship that aligns with their 90-day pattern.</w:t>
+        <w:t>Rates correlations: Over the last 30 trading days, major equity indexes have moved noticeably opposite to 10-year yields, with the S&amp;P 500 and Nasdaq 100 showing firm negative rate sensitivity and the Russell 2000 matching that pressure despite its more cyclical profile. Financials also lean negatively to yields, while Utilities now show a similar 30-day sensitivity to rate moves as they do over 90 days, suggesting a more persistent pattern for that sector. Overall, equity rate sensitivity is fairly broad rather than concentrated, with most major benchmarks reacting meaningfully when yields move.</w:t>
       </w:r>
     </w:p>
     <w:sectPr>

--- a/data/tnx_correlation_bottom_line.docx
+++ b/data/tnx_correlation_bottom_line.docx
@@ -4,7 +4,7 @@
   <w:body>
     <w:p>
       <w:r>
-        <w:t>Rates correlations: Over the last 30 trading days, major equity indexes have moved noticeably opposite to 10-year yields, with the S&amp;P 500 and Nasdaq 100 showing firm negative rate sensitivity and the Russell 2000 matching that pressure despite its more cyclical profile. Financials also lean negatively to yields, while Utilities now show a similar 30-day sensitivity to rate moves as they do over 90 days, suggesting a more persistent pattern for that sector. Overall, equity rate sensitivity is fairly broad rather than concentrated, with most major benchmarks reacting meaningfully when yields move.</w:t>
+        <w:t>Rates correlations: Over the last 30 trading days, broad U. S. equities and small caps (SPX, NDX, RUT) have shown fairly strong negative links to moves in the 10‑year yield, implying that stock returns have tended to struggle on days when rates rise. That rate sensitivity is especially concentrated in small caps, which have recently moved most sharply in the opposite direction of yields, though their 90‑day pattern looks milder.</w:t>
       </w:r>
     </w:p>
     <w:sectPr>

--- a/data/tnx_correlation_bottom_line.docx
+++ b/data/tnx_correlation_bottom_line.docx
@@ -4,7 +4,7 @@
   <w:body>
     <w:p>
       <w:r>
-        <w:t>Rates correlations: Over the last 30 trading days, broad U. S. equities and small caps (SPX, NDX, RUT) have shown fairly strong negative links to moves in the 10‑year yield, implying that stock returns have tended to struggle on days when rates rise. That rate sensitivity is especially concentrated in small caps, which have recently moved most sharply in the opposite direction of yields, though their 90‑day pattern looks milder.</w:t>
+        <w:t>Rates correlations: Over the last 30 trading days, all major equity benchmarks have traded with clearly negative sensitivity to moves in the 10-year yield, with the S&amp;P 500, Nasdaq 100, and Russell 2000 showing similarly strong inverse relationships. Within that, rate sensitivity is most concentrated in small caps, where the Russell 2000’s negative linkage has intensified sharply over the last 15 days. Financials also lean meaningfully negative to yields despite the sector’s traditional mixed relationship, while Utilities’ pattern points to a steadier, longer-horizon sensitivity that shows up more strongly over 90 days than in the shorter windows.</w:t>
       </w:r>
     </w:p>
     <w:sectPr>

--- a/data/tnx_correlation_bottom_line.docx
+++ b/data/tnx_correlation_bottom_line.docx
@@ -4,7 +4,7 @@
   <w:body>
     <w:p>
       <w:r>
-        <w:t>Rates correlations: Over the last 30 trading days, all major equity benchmarks have traded with clearly negative sensitivity to moves in the 10-year yield, with the S&amp;P 500, Nasdaq 100, and Russell 2000 showing similarly strong inverse relationships. Within that, rate sensitivity is most concentrated in small caps, where the Russell 2000’s negative linkage has intensified sharply over the last 15 days. Financials also lean meaningfully negative to yields despite the sector’s traditional mixed relationship, while Utilities’ pattern points to a steadier, longer-horizon sensitivity that shows up more strongly over 90 days than in the shorter windows.</w:t>
+        <w:t>Rates correlations: Over the last 30 trading days, major U. S. equity indexes and Financials have all shown moderately strong negative sensitivity to moves in the 10‑year yield, with the S&amp;P 500, Nasdaq 100, Russell 2000, and XLF each tending to fall when yields rise. That rate sensitivity is somewhat concentrated in small caps most recently, as the Russell 2000’s 15‑day correlation is sharply more negative than its 90‑day history.</w:t>
       </w:r>
     </w:p>
     <w:sectPr>

--- a/data/tnx_correlation_bottom_line.docx
+++ b/data/tnx_correlation_bottom_line.docx
@@ -4,7 +4,7 @@
   <w:body>
     <w:p>
       <w:r>
-        <w:t>Rates correlations: Over the last 30 trading days, major U. S. equity indexes and Financials have all shown moderately strong negative sensitivity to moves in the 10‑year yield, with the S&amp;P 500, Nasdaq 100, Russell 2000, and XLF each tending to fall when yields rise. That rate sensitivity is somewhat concentrated in small caps most recently, as the Russell 2000’s 15‑day correlation is sharply more negative than its 90‑day history.</w:t>
+        <w:t>Rates correlations: Over the last 30 trading days, broad U. S. equities (SPX, NDX, RUT) have shown moderately strong negative sensitivity to rising 10Y yields, with small caps (RUT) still among the most rate‑sensitive equity segments. Financials (XLF) are also moving negatively with yields rather than benefiting from them, underscoring that higher rates have recently aligned more with macro/valuation pressure than sector‑specific tailwinds.</w:t>
       </w:r>
     </w:p>
     <w:sectPr>

--- a/data/tnx_correlation_bottom_line.docx
+++ b/data/tnx_correlation_bottom_line.docx
@@ -4,7 +4,7 @@
   <w:body>
     <w:p>
       <w:r>
-        <w:t>Rates correlations: Over the last 30 trading days, broad U. S. equities (SPX, NDX, RUT) have shown moderately strong negative sensitivity to rising 10Y yields, with small caps (RUT) still among the most rate‑sensitive equity segments. Financials (XLF) are also moving negatively with yields rather than benefiting from them, underscoring that higher rates have recently aligned more with macro/valuation pressure than sector‑specific tailwinds.</w:t>
+        <w:t>Rates correlations: Over the last 30 trading days, US equities show broad, meaningful inverse sensitivity to 10Y yields, with the S&amp;P 500, Nasdaq 100, and Russell 2000 all moving lower when rates rise, and small caps slightly edging out large caps in rate sensitivity. Financials now trade with a moderately negative link to yields, closer to the broad equity complex than to the classic “higher rates help banks” narrative. Utilities stand out for their contained near-term rate sensitivity, though their 90-day pattern still reflects a more traditional, defensively rate‑sensitive profile.</w:t>
       </w:r>
     </w:p>
     <w:sectPr>

--- a/data/tnx_correlation_bottom_line.docx
+++ b/data/tnx_correlation_bottom_line.docx
@@ -4,7 +4,7 @@
   <w:body>
     <w:p>
       <w:r>
-        <w:t>Rates correlations: Over the last 30 trading days, US equities show broad, meaningful inverse sensitivity to 10Y yields, with the S&amp;P 500, Nasdaq 100, and Russell 2000 all moving lower when rates rise, and small caps slightly edging out large caps in rate sensitivity. Financials now trade with a moderately negative link to yields, closer to the broad equity complex than to the classic “higher rates help banks” narrative. Utilities stand out for their contained near-term rate sensitivity, though their 90-day pattern still reflects a more traditional, defensively rate‑sensitive profile.</w:t>
+        <w:t>Rates correlations: Over the last 30 trading days, the S&amp;P 500 and Russell 2000 show similarly strong negative sensitivity to yields, with the Nasdaq 100 only slightly less reactive, implying broad equity weakness when rates rise. Financials now also move notably opposite to yields, a contrast to their often more rate-benefiting profile, suggesting other factors are overpowering the usual positive linkage. Utilities show relatively muted 30-day rate sensitivity despite a more pronounced negative relationship over 90 days, pointing to more dispersed rate influence across sectors rather than concentrated in the traditional defensives.</w:t>
       </w:r>
     </w:p>
     <w:sectPr>
